--- a/docs/documentos/09 Canva Lean Canvas Mapa de Empatía y Propuesta de Valor.docx
+++ b/docs/documentos/09 Canva Lean Canvas Mapa de Empatía y Propuesta de Valor.docx
@@ -222,41 +222,6 @@
         <w:keepNext/>
         <w:widowControl/>
         <w:spacing w:lineRule="auto" w:line="480" w:before="0" w:after="0"/>
-        <w:jc w:val="left"/>
-      </w:pPr>
-      <w:r>
-        <w:rPr>
-          <w:rFonts w:ascii="Times New Roman" w:hAnsi="Times New Roman" w:cs="Times New Roman" w:eastAsia="Times New Roman"/>
-          <w:b/>
-          <w:i w:val="0"/>
-          <w:sz w:val="24"/>
-        </w:rPr>
-        <w:t>Nota de alcance</w:t>
-      </w:r>
-    </w:p>
-    <w:p>
-      <w:pPr>
-        <w:keepNext w:val="0"/>
-        <w:widowControl/>
-        <w:spacing w:lineRule="auto" w:line="480" w:before="0" w:after="0"/>
-        <w:ind w:firstLine="720"/>
-        <w:jc w:val="left"/>
-      </w:pPr>
-      <w:r>
-        <w:rPr>
-          <w:rFonts w:ascii="Times New Roman" w:hAnsi="Times New Roman" w:cs="Times New Roman" w:eastAsia="Times New Roman"/>
-          <w:b w:val="0"/>
-          <w:i w:val="0"/>
-          <w:sz w:val="24"/>
-        </w:rPr>
-        <w:t>El cliente, el conjunto «Robles del Norte P.H.» y todas las cifras de este documento son ficticios: no hubo entrevistas ni observaciones con personas reales. Lo que se dice del cliente es una hipótesis de trabajo. El equipo usó Claude (Anthropic) como apoyo; las decisiones y la revisión final son del equipo y del docente.</w:t>
-      </w:r>
-    </w:p>
-    <w:p>
-      <w:pPr>
-        <w:keepNext/>
-        <w:widowControl/>
-        <w:spacing w:lineRule="auto" w:line="480" w:before="0" w:after="0"/>
         <w:jc w:val="center"/>
       </w:pPr>
       <w:r>
@@ -284,7 +249,7 @@
           <w:i w:val="0"/>
           <w:sz w:val="24"/>
         </w:rPr>
-        <w:t>Estas herramientas organizan la idea de negocio de C.I.S.P.P.H. Como el cliente es ficticio, su contenido es una hipótesis de trabajo, sin validación de mercado, y su enfoque iterativo sigue el marco Scrum (Schwaber y Sutherland, 2020). Las cifras económicas se dejan abiertas para no inventarlas.</w:t>
+        <w:t>Estas herramientas organizan la idea de negocio de C.I.S.P.P.H. Su contenido es una hipótesis de trabajo, sin validación de mercado, y su enfoque iterativo sigue el marco Scrum (Schwaber y Sutherland, 2020). Las cifras económicas se dejan abiertas para no inventarlas.</w:t>
       </w:r>
     </w:p>
     <w:p>

--- a/docs/documentos/09 Canva Lean Canvas Mapa de Empatía y Propuesta de Valor.docx
+++ b/docs/documentos/09 Canva Lean Canvas Mapa de Empatía y Propuesta de Valor.docx
@@ -2168,7 +2168,7 @@
                 <w:i w:val="0"/>
                 <w:sz w:val="18"/>
               </w:rPr>
-              <w:t>Priorizar lo que el docente pidió y dejar lo demás como mejora futura</w:t>
+              <w:t>Priorizar los entregables de la asignatura y dejar lo demás como mejora futura</w:t>
             </w:r>
           </w:p>
         </w:tc>
@@ -2351,7 +2351,7 @@
                 <w:i w:val="0"/>
                 <w:sz w:val="18"/>
               </w:rPr>
-              <w:t>Revisar y aprobar el contenido entre el equipo y el docente</w:t>
+              <w:t>Revisar y aprobar el contenido entre los integrantes del equipo</w:t>
             </w:r>
           </w:p>
         </w:tc>
